--- a/docs/atlas/ATL-03_Bao-cao.docx
+++ b/docs/atlas/ATL-03_Bao-cao.docx
@@ -313,7 +313,7 @@
                 <w:sz w:val="19"/>
                 <w:szCs w:val="19"/>
               </w:rPr>
-              <w:t xml:space="preserve">1.0 — 22/10/2026</w:t>
+              <w:t xml:space="preserve">1.1 — 23/10/2026</w:t>
             </w:r>
           </w:p>
         </w:tc>
@@ -437,7 +437,43 @@
           <w:sz w:val="21"/>
           <w:szCs w:val="21"/>
         </w:rPr>
-        <w:t xml:space="preserve">Trung tâm báo cáo gồm 21 báo cáo chia 8 nhóm. /bao-cao là trang tổng hợp: ô tìm báo cáo và thẻ từng báo cáo theo nhóm, mỗi thẻ có mô tả ngắn. Mở một báo cáo thì hiện khung chung: đường dẫn "Báo cáo › Nhóm", danh sách báo cáo bên trái, và phần phải là bộ lọc, KPI, biểu đồ, bảng, ghi chú định nghĩa. 15 báo cáo đã chạy; 6 báo cáo hiện nhãn "Sắp có".</w:t>
+        <w:t xml:space="preserve">Trung tâm báo cáo gồm 21 báo cáo chia 8 nhóm. /bao-cao là trang tổng hợp: ô tìm báo cáo và mỗi nhóm một khung — báo cáo sẵn sàng là dòng bấm được kèm mô tả một câu, báo cáo sắp có xếp cuối nhóm. Mở một báo cáo thì hiện khung gọn </w:t>
+      </w:r>
+      <w:r>
+        <w:rPr>
+          <w:rFonts w:ascii="Arial" w:cs="Arial" w:eastAsia="Arial" w:hAnsi="Arial"/>
+          <w:b/>
+          <w:bCs/>
+          <w:sz w:val="21"/>
+          <w:szCs w:val="21"/>
+        </w:rPr>
+        <w:t xml:space="preserve">bốn tầng</w:t>
+      </w:r>
+      <w:r>
+        <w:rPr>
+          <w:rFonts w:ascii="Arial" w:cs="Arial" w:eastAsia="Arial" w:hAnsi="Arial"/>
+          <w:sz w:val="21"/>
+          <w:szCs w:val="21"/>
+        </w:rPr>
+        <w:t xml:space="preserve">: tiêu đề + câu mô tả → hàng tab các báo cáo cùng nhóm → một hàng công cụ (cách nhóm, kỳ, tìm, Xuất Excel) → KPI, biểu đồ, bảng; phần "Cách tính số liệu" gập lại ở cuối. </w:t>
+      </w:r>
+      <w:r>
+        <w:rPr>
+          <w:rFonts w:ascii="Arial" w:cs="Arial" w:eastAsia="Arial" w:hAnsi="Arial"/>
+          <w:b/>
+          <w:bCs/>
+          <w:sz w:val="21"/>
+          <w:szCs w:val="21"/>
+        </w:rPr>
+        <w:t xml:space="preserve">19 báo cáo đã chạy</w:t>
+      </w:r>
+      <w:r>
+        <w:rPr>
+          <w:rFonts w:ascii="Arial" w:cs="Arial" w:eastAsia="Arial" w:hAnsi="Arial"/>
+          <w:sz w:val="21"/>
+          <w:szCs w:val="21"/>
+        </w:rPr>
+        <w:t xml:space="preserve">; 2 báo cáo hiện nhãn "Sắp có".</w:t>
       </w:r>
     </w:p>
     <w:p>
@@ -522,7 +558,7 @@
           <w:sz w:val="21"/>
           <w:szCs w:val="21"/>
         </w:rPr>
-        <w:t xml:space="preserve">report.view.</w:t>
+        <w:t xml:space="preserve">Theo nhóm báo cáo: report.sales (Bán hàng), report.view_profit (Lợi nhuận), report.stock (Kho), report.purchase (Mua hàng), report.production (Sản xuất), report.delivery (Giao hàng), debt.view (Công nợ), report.cashflow (Dòng tiền). Trang tổng hợp chỉ hiện nhóm chức vụ được xem; máy chủ cũng chặn khi mở thẳng địa chỉ.</w:t>
       </w:r>
     </w:p>
     <w:p>
@@ -537,7 +573,7 @@
           <w:sz w:val="19"/>
           <w:szCs w:val="19"/>
         </w:rPr>
-        <w:t xml:space="preserve">Lưu ý: các mã quyền là danh mục đã định nghĩa (xem ATL-23); giao diện hiện chưa kiểm tra quyền — mọi tài khoản đăng nhập đều xem và dùng được mọi chức năng.</w:t>
+        <w:t xml:space="preserve">Lưu ý: quyền được kiểm tra ở cả hai nơi — giao diện ẩn trang, mục menu và nút mà chức vụ không có quyền; máy chủ kiểm tra lại ở mọi API (thiếu quyền thì báo "Chức vụ của bạn chưa có quyền…"). Danh mục quyền: ATL-23.</w:t>
       </w:r>
     </w:p>
     <w:p>
@@ -614,7 +650,7 @@
                 <w:sz w:val="18"/>
                 <w:szCs w:val="18"/>
               </w:rPr>
-              <w:t xml:space="preserve">Mở trang Báo cáo, tìm hoặc chọn thẻ báo cáo</w:t>
+              <w:t xml:space="preserve">Mở trang Báo cáo, tìm hoặc chọn báo cáo</w:t>
             </w:r>
           </w:p>
         </w:tc>
@@ -1356,7 +1392,7 @@
                 <w:sz w:val="19"/>
                 <w:szCs w:val="19"/>
               </w:rPr>
-              <w:t xml:space="preserve">Gõ vào ô "Tìm báo cáo…" hoặc bấm một thẻ.</w:t>
+              <w:t xml:space="preserve">Gõ vào ô "Tìm báo cáo…" hoặc bấm một dòng báo cáo. Đang ở một báo cáo thì bấm tab để sang báo cáo khác cùng nhóm.</w:t>
             </w:r>
           </w:p>
         </w:tc>
@@ -1387,7 +1423,7 @@
                 <w:sz w:val="19"/>
                 <w:szCs w:val="19"/>
               </w:rPr>
-              <w:t xml:space="preserve">Tìm không phân biệt dấu trên tên và mô tả; thẻ "Sắp có" mở trang giới thiệu, chưa có số liệu.</w:t>
+              <w:t xml:space="preserve">Tìm không phân biệt dấu trên tên và mô tả; báo cáo "Sắp có" mở trang giới thiệu, chưa có số liệu.</w:t>
             </w:r>
           </w:p>
         </w:tc>
@@ -1485,7 +1521,7 @@
                 <w:sz w:val="19"/>
                 <w:szCs w:val="19"/>
               </w:rPr>
-              <w:t xml:space="preserve">Chọn cách nhóm (ví dụ Theo khách hàng / mặt hàng / nhân viên / nhóm hàng / đơn hàng, tuỳ báo cáo).</w:t>
+              <w:t xml:space="preserve">Chọn cách nhóm (ví dụ Theo khách hàng / mặt hàng / nhân viên / nhóm hàng / đơn hàng, tuỳ báo cáo). Thẻ kho thay ô này bằng ô chọn mặt hàng.</w:t>
             </w:r>
           </w:p>
         </w:tc>
@@ -1614,7 +1650,7 @@
                 <w:sz w:val="19"/>
                 <w:szCs w:val="19"/>
               </w:rPr>
-              <w:t xml:space="preserve">Chọn kỳ, hoặc nhập khoảng ngày. Mặc định "Tháng này", ngày cuối không vượt quá hôm nay.</w:t>
+              <w:t xml:space="preserve">Chọn kỳ, hoặc nhập khoảng ngày. Mặc định "Tháng này" (Giá mua biến động: "Năm nay"), ngày cuối không vượt quá hôm nay.</w:t>
             </w:r>
           </w:p>
         </w:tc>
@@ -1645,7 +1681,7 @@
                 <w:sz w:val="19"/>
                 <w:szCs w:val="19"/>
               </w:rPr>
-              <w:t xml:space="preserve">Tính lại KPI; báo cáo Doanh thu còn so với kỳ trước cùng độ dài. Báo cáo hiện trạng (Tồn kho, Dưới tồn tối thiểu) không có ô kỳ — tính tại thời điểm xem.</w:t>
+              <w:t xml:space="preserve">Tính lại KPI; báo cáo Doanh thu còn so với kỳ trước cùng độ dài. Báo cáo hiện trạng (Tồn kho, Dưới tồn tối thiểu, Hàng không phát sinh lâu ngày) không có ô kỳ — tính tại thời điểm xem. Dòng "Số liệu từ … đến …" dưới hàng công cụ nói đúng khoảng đang tính.</w:t>
             </w:r>
           </w:p>
         </w:tc>
@@ -2208,7 +2244,7 @@
                 <w:sz w:val="19"/>
                 <w:szCs w:val="19"/>
               </w:rPr>
-              <w:t xml:space="preserve">Ô tìm báo cáo; 8 nhóm, mỗi nhóm có biểu tượng, mô tả nhóm và các thẻ báo cáo (tên + một câu mô tả). Thẻ chưa làm viền đứt và nhãn "Sắp có". Tìm không ra: "Không tìm thấy báo cáo" + nút Xoá tìm kiếm.</w:t>
+              <w:t xml:space="preserve">Ô tìm báo cáo; 8 nhóm, mỗi nhóm một khung có biểu tượng và mô tả nhóm; báo cáo sẵn sàng là dòng bấm được (tên + một câu mô tả), báo cáo sắp có xếp cuối nhóm với nhãn "Sắp có". Chỉ hiện nhóm chức vụ được xem. Tìm không ra: "Không tìm thấy báo cáo" + nút Xoá tìm kiếm.</w:t>
             </w:r>
           </w:p>
         </w:tc>
@@ -2275,7 +2311,25 @@
                 <w:sz w:val="19"/>
                 <w:szCs w:val="19"/>
               </w:rPr>
-              <w:t xml:space="preserve">Đường dẫn Báo cáo › Nhóm; tên báo cáo; danh sách 21 báo cáo bên trái kèm "‹ Tất cả báo cáo". Dưới 900 px danh sách đổi thành ô chọn báo cáo.</w:t>
+              <w:t xml:space="preserve">Đường dẫn Báo cáo › Nhóm; tên báo cáo và một câu nói báo cáo trả lời điều gì; dưới đó là </w:t>
+            </w:r>
+            <w:r>
+              <w:rPr>
+                <w:rFonts w:ascii="Arial" w:cs="Arial" w:eastAsia="Arial" w:hAnsi="Arial"/>
+                <w:b/>
+                <w:bCs/>
+                <w:sz w:val="19"/>
+                <w:szCs w:val="19"/>
+              </w:rPr>
+              <w:t xml:space="preserve">hàng tab các báo cáo cùng nhóm</w:t>
+            </w:r>
+            <w:r>
+              <w:rPr>
+                <w:rFonts w:ascii="Arial" w:cs="Arial" w:eastAsia="Arial" w:hAnsi="Arial"/>
+                <w:sz w:val="19"/>
+                <w:szCs w:val="19"/>
+              </w:rPr>
+              <w:t xml:space="preserve"> (cuộn ngang trên điện thoại, tab đang mở tự cuộn vào giữa). Không có danh sách báo cáo thứ hai bên trái — menu trái của hệ thống đã là menu chính.</w:t>
             </w:r>
           </w:p>
         </w:tc>
@@ -2311,7 +2365,7 @@
                 <w:sz w:val="19"/>
                 <w:szCs w:val="19"/>
               </w:rPr>
-              <w:t xml:space="preserve">Bộ lọc</w:t>
+              <w:t xml:space="preserve">Hàng công cụ</w:t>
             </w:r>
           </w:p>
         </w:tc>
@@ -2342,7 +2396,7 @@
                 <w:sz w:val="19"/>
                 <w:szCs w:val="19"/>
               </w:rPr>
-              <w:t xml:space="preserve">Cách nhóm, Chọn kỳ + hai ô ngày, ô tìm trong báo cáo; nút Xuất Excel ở đầu.</w:t>
+              <w:t xml:space="preserve">Một hàng: cách nhóm (hoặc ô chọn mặt hàng ở Thẻ kho), chọn kỳ + hai ô ngày, ô tìm trong báo cáo, nút Xuất Excel ở cuối hàng; bên dưới là dòng "Số liệu từ … đến …".</w:t>
             </w:r>
           </w:p>
         </w:tc>
@@ -2543,7 +2597,7 @@
                 <w:sz w:val="19"/>
                 <w:szCs w:val="19"/>
               </w:rPr>
-              <w:t xml:space="preserve">Tiêu đề cố định, sắp xếp được; số căn phải, không xuống dòng; cột tiền âm màu đỏ, dương màu xanh khi cột là lãi/chênh lệch; dòng TỔNG CỘNG ở chân; cuộn ngang trong khung trên điện thoại.</w:t>
+              <w:t xml:space="preserve">Tiêu đề cố định, sắp xếp được; số căn phải, không xuống dòng; cột tiền âm màu đỏ, dương màu xanh khi cột là lãi/chênh lệch; cột giá mua đảo màu (tăng đỏ, giảm xanh); dòng TỔNG CỘNG ở chân; cuộn ngang trong khung trên điện thoại.</w:t>
             </w:r>
           </w:p>
         </w:tc>
@@ -2579,7 +2633,7 @@
                 <w:sz w:val="19"/>
                 <w:szCs w:val="19"/>
               </w:rPr>
-              <w:t xml:space="preserve">Ghi chú định nghĩa</w:t>
+              <w:t xml:space="preserve">Cách tính số liệu</w:t>
             </w:r>
           </w:p>
         </w:tc>
@@ -2610,7 +2664,7 @@
                 <w:sz w:val="19"/>
                 <w:szCs w:val="19"/>
               </w:rPr>
-              <w:t xml:space="preserve">Chân trang nêu định nghĩa số liệu, giả định và giới hạn của báo cáo đó.</w:t>
+              <w:t xml:space="preserve">Mục gập ở cuối báo cáo, bấm để mở: định nghĩa số liệu, giả định và giới hạn của báo cáo đó.</w:t>
             </w:r>
           </w:p>
         </w:tc>
@@ -2788,7 +2842,7 @@
           <w:sz w:val="21"/>
           <w:szCs w:val="21"/>
         </w:rPr>
-        <w:t xml:space="preserve">Kỳ mặc định là Tháng này; ngày cuối luôn không vượt quá hôm nay; "Toàn bộ" = từ đầu đến hôm nay.</w:t>
+        <w:t xml:space="preserve">Kỳ mặc định là Tháng này (Giá mua biến động: Năm nay — giá cần nhiều lần nhập mới so được); ngày cuối luôn không vượt quá hôm nay; "Toàn bộ" = từ đầu đến hôm nay.</w:t>
       </w:r>
     </w:p>
     <w:p>
@@ -2879,6 +2933,24 @@
           <w:szCs w:val="21"/>
         </w:rPr>
         <w:t xml:space="preserve">Địa chỉ báo cáo dùng slug của hệ thống tham chiếu (?name=slug), không dùng tên hiển thị.</w:t>
+      </w:r>
+    </w:p>
+    <w:p>
+      <w:pPr>
+        <w:pStyle w:val="ListParagraph"/>
+        <w:numPr>
+          <w:ilvl w:val="0"/>
+          <w:numId w:val="3"/>
+        </w:numPr>
+        <w:spacing w:after="70" w:line="290"/>
+      </w:pPr>
+      <w:r>
+        <w:rPr>
+          <w:rFonts w:ascii="Arial" w:cs="Arial" w:eastAsia="Arial" w:hAnsi="Arial"/>
+          <w:sz w:val="21"/>
+          <w:szCs w:val="21"/>
+        </w:rPr>
+        <w:t xml:space="preserve">Thẻ kho mở thẳng được một mặt hàng bằng ?name=the-kho&amp;sp=&lt;mã nội bộ của mặt hàng&gt;; trang Hàng hoá có liên kết "Xem thẻ kho".</w:t>
       </w:r>
     </w:p>
     <w:p>
@@ -3190,6 +3262,73 @@
           </w:p>
         </w:tc>
       </w:tr>
+      <w:tr>
+        <w:trPr>
+          <w:cantSplit/>
+        </w:trPr>
+        <w:tc>
+          <w:tcPr>
+            <w:tcW w:type="dxa" w:w="2610"/>
+            <w:tcBorders>
+              <w:top w:val="single" w:color="A6A6A6" w:sz="4"/>
+              <w:left w:val="single" w:color="A6A6A6" w:sz="4"/>
+              <w:bottom w:val="single" w:color="A6A6A6" w:sz="4"/>
+              <w:right w:val="single" w:color="A6A6A6" w:sz="4"/>
+            </w:tcBorders>
+            <w:tcMar>
+              <w:top w:type="dxa" w:w="60"/>
+              <w:left w:type="dxa" w:w="100"/>
+              <w:bottom w:type="dxa" w:w="60"/>
+              <w:right w:type="dxa" w:w="100"/>
+            </w:tcMar>
+            <w:vAlign w:val="top"/>
+          </w:tcPr>
+          <w:p>
+            <w:pPr>
+              <w:spacing w:after="20" w:line="270"/>
+            </w:pPr>
+            <w:r>
+              <w:rPr>
+                <w:rFonts w:ascii="Arial" w:cs="Arial" w:eastAsia="Arial" w:hAnsi="Arial"/>
+                <w:sz w:val="19"/>
+                <w:szCs w:val="19"/>
+              </w:rPr>
+              <w:t xml:space="preserve">Hàng hoá (ATL-04)</w:t>
+            </w:r>
+          </w:p>
+        </w:tc>
+        <w:tc>
+          <w:tcPr>
+            <w:tcW w:type="dxa" w:w="7028"/>
+            <w:tcBorders>
+              <w:top w:val="single" w:color="A6A6A6" w:sz="4"/>
+              <w:left w:val="single" w:color="A6A6A6" w:sz="4"/>
+              <w:bottom w:val="single" w:color="A6A6A6" w:sz="4"/>
+              <w:right w:val="single" w:color="A6A6A6" w:sz="4"/>
+            </w:tcBorders>
+            <w:tcMar>
+              <w:top w:type="dxa" w:w="60"/>
+              <w:left w:type="dxa" w:w="100"/>
+              <w:bottom w:type="dxa" w:w="60"/>
+              <w:right w:type="dxa" w:w="100"/>
+            </w:tcMar>
+            <w:vAlign w:val="top"/>
+          </w:tcPr>
+          <w:p>
+            <w:pPr>
+              <w:spacing w:after="20" w:line="270"/>
+            </w:pPr>
+            <w:r>
+              <w:rPr>
+                <w:rFonts w:ascii="Arial" w:cs="Arial" w:eastAsia="Arial" w:hAnsi="Arial"/>
+                <w:sz w:val="19"/>
+                <w:szCs w:val="19"/>
+              </w:rPr>
+              <w:t xml:space="preserve">Tab Lịch sử của mặt hàng có liên kết mở Thẻ kho của chính mặt hàng đó.</w:t>
+            </w:r>
+          </w:p>
+        </w:tc>
+      </w:tr>
     </w:tbl>
     <w:p>
       <w:pPr>
@@ -3429,6 +3568,73 @@
                 <w:szCs w:val="19"/>
               </w:rPr>
               <w:t xml:space="preserve">Hiện trang giới thiệu báo cáo, số báo cáo đã có và nút Xem các báo cáo đã có.</w:t>
+            </w:r>
+          </w:p>
+        </w:tc>
+      </w:tr>
+      <w:tr>
+        <w:trPr>
+          <w:cantSplit/>
+        </w:trPr>
+        <w:tc>
+          <w:tcPr>
+            <w:tcW w:type="dxa" w:w="3614"/>
+            <w:tcBorders>
+              <w:top w:val="single" w:color="A6A6A6" w:sz="4"/>
+              <w:left w:val="single" w:color="A6A6A6" w:sz="4"/>
+              <w:bottom w:val="single" w:color="A6A6A6" w:sz="4"/>
+              <w:right w:val="single" w:color="A6A6A6" w:sz="4"/>
+            </w:tcBorders>
+            <w:tcMar>
+              <w:top w:type="dxa" w:w="60"/>
+              <w:left w:type="dxa" w:w="100"/>
+              <w:bottom w:type="dxa" w:w="60"/>
+              <w:right w:type="dxa" w:w="100"/>
+            </w:tcMar>
+            <w:vAlign w:val="top"/>
+          </w:tcPr>
+          <w:p>
+            <w:pPr>
+              <w:spacing w:after="20" w:line="270"/>
+            </w:pPr>
+            <w:r>
+              <w:rPr>
+                <w:rFonts w:ascii="Arial" w:cs="Arial" w:eastAsia="Arial" w:hAnsi="Arial"/>
+                <w:sz w:val="19"/>
+                <w:szCs w:val="19"/>
+              </w:rPr>
+              <w:t xml:space="preserve">Thẻ kho chưa chọn mặt hàng</w:t>
+            </w:r>
+          </w:p>
+        </w:tc>
+        <w:tc>
+          <w:tcPr>
+            <w:tcW w:type="dxa" w:w="6024"/>
+            <w:tcBorders>
+              <w:top w:val="single" w:color="A6A6A6" w:sz="4"/>
+              <w:left w:val="single" w:color="A6A6A6" w:sz="4"/>
+              <w:bottom w:val="single" w:color="A6A6A6" w:sz="4"/>
+              <w:right w:val="single" w:color="A6A6A6" w:sz="4"/>
+            </w:tcBorders>
+            <w:tcMar>
+              <w:top w:type="dxa" w:w="60"/>
+              <w:left w:type="dxa" w:w="100"/>
+              <w:bottom w:type="dxa" w:w="60"/>
+              <w:right w:type="dxa" w:w="100"/>
+            </w:tcMar>
+            <w:vAlign w:val="top"/>
+          </w:tcPr>
+          <w:p>
+            <w:pPr>
+              <w:spacing w:after="20" w:line="270"/>
+            </w:pPr>
+            <w:r>
+              <w:rPr>
+                <w:rFonts w:ascii="Arial" w:cs="Arial" w:eastAsia="Arial" w:hAnsi="Arial"/>
+                <w:sz w:val="19"/>
+                <w:szCs w:val="19"/>
+              </w:rPr>
+              <w:t xml:space="preserve">Hiện "Chọn một mặt hàng" thay cho bảng số liệu.</w:t>
             </w:r>
           </w:p>
         </w:tc>
@@ -4711,7 +4917,7 @@
                 <w:sz w:val="19"/>
                 <w:szCs w:val="19"/>
               </w:rPr>
-              <w:t xml:space="preserve">Sắp có</w:t>
+              <w:t xml:space="preserve">Chạy</w:t>
             </w:r>
           </w:p>
         </w:tc>
@@ -5098,7 +5304,7 @@
                 <w:sz w:val="19"/>
                 <w:szCs w:val="19"/>
               </w:rPr>
-              <w:t xml:space="preserve">Sắp có</w:t>
+              <w:t xml:space="preserve">Chạy</w:t>
             </w:r>
           </w:p>
         </w:tc>
@@ -5227,7 +5433,7 @@
                 <w:sz w:val="19"/>
                 <w:szCs w:val="19"/>
               </w:rPr>
-              <w:t xml:space="preserve">Sắp có</w:t>
+              <w:t xml:space="preserve">Chạy</w:t>
             </w:r>
           </w:p>
         </w:tc>
@@ -5485,7 +5691,7 @@
                 <w:sz w:val="19"/>
                 <w:szCs w:val="19"/>
               </w:rPr>
-              <w:t xml:space="preserve">Sắp có</w:t>
+              <w:t xml:space="preserve">Chạy</w:t>
             </w:r>
           </w:p>
         </w:tc>
@@ -7021,20 +7227,12 @@
       <w:r>
         <w:rPr>
           <w:rFonts w:ascii="Arial" w:cs="Arial" w:eastAsia="Arial" w:hAnsi="Arial"/>
-          <w:sz w:val="21"/>
-          <w:szCs w:val="21"/>
-        </w:rPr>
-        <w:t xml:space="preserve"/>
-      </w:r>
-      <w:r>
-        <w:rPr>
-          <w:rFonts w:ascii="Arial" w:cs="Arial" w:eastAsia="Arial" w:hAnsi="Arial"/>
           <w:b/>
           <w:bCs/>
           <w:sz w:val="21"/>
           <w:szCs w:val="21"/>
         </w:rPr>
-        <w:t xml:space="preserve">Còn chưa làm (nhãn "Sắp có"):</w:t>
+        <w:t xml:space="preserve">Hàng không phát sinh lâu ngày:</w:t>
       </w:r>
       <w:r>
         <w:rPr>
@@ -7042,25 +7240,7 @@
           <w:sz w:val="21"/>
           <w:szCs w:val="21"/>
         </w:rPr>
-        <w:t xml:space="preserve"> Hàng không phát sinh lâu ngày, Thẻ kho, Vòng quay tồn kho, Giá mua biến động, Giao hàng, Hiệu quả theo tài xế.</w:t>
-      </w:r>
-    </w:p>
-    <w:p>
-      <w:pPr>
-        <w:pStyle w:val="Heading1"/>
-        <w:keepNext/>
-        <w:spacing w:after="120" w:before="320"/>
-      </w:pPr>
-      <w:r>
-        <w:rPr>
-          <w:rFonts w:ascii="Arial" w:cs="Arial" w:eastAsia="Arial" w:hAnsi="Arial"/>
-          <w:b/>
-          <w:bCs/>
-          <w:color w:val="1F3864"/>
-          <w:sz w:val="28"/>
-          <w:szCs w:val="28"/>
-        </w:rPr>
-        <w:t xml:space="preserve">9. Ghi chú &amp; giới hạn hiện tại</w:t>
+        <w:t xml:space="preserve"> mặt hàng còn tồn dương (không gồm dịch vụ) mà từ chứng từ kho gần nhất (nhập, xuất hoặc kiểm kê) đến hôm nay đã qua ít nhất 60 / 90 / 180 / 365 ngày (chọn ở ô cách nhóm); chuyển kho không tính là phát sinh; mặt hàng chưa từng có chứng từ đứng đầu; giá trị tồn = tồn × giá vốn ước tính. Báo cáo hiện trạng, không có ô kỳ.</w:t>
       </w:r>
     </w:p>
     <w:p>
@@ -7075,10 +7255,20 @@
       <w:r>
         <w:rPr>
           <w:rFonts w:ascii="Arial" w:cs="Arial" w:eastAsia="Arial" w:hAnsi="Arial"/>
+          <w:b/>
+          <w:bCs/>
           <w:sz w:val="21"/>
           <w:szCs w:val="21"/>
         </w:rPr>
-        <w:t xml:space="preserve">Cấu trúc code: mỗi báo cáo là một khai báo (tên, nhóm, mô tả, cách nhóm, hàm tính) trong thư mục reports/defs; một khung dùng chung vẽ bộ lọc, KPI, biểu đồ, bảng, sắp xếp, tìm kiếm, phân trang và Xuất Excel. Thêm báo cáo mới chỉ cần thêm khai báo.</w:t>
+        <w:t xml:space="preserve">Thẻ kho:</w:t>
+      </w:r>
+      <w:r>
+        <w:rPr>
+          <w:rFonts w:ascii="Arial" w:cs="Arial" w:eastAsia="Arial" w:hAnsi="Arial"/>
+          <w:sz w:val="21"/>
+          <w:szCs w:val="21"/>
+        </w:rPr>
+        <w:t xml:space="preserve"> sổ nhập xuất của một mặt hàng theo từng chứng từ trong kỳ, cộng mọi kho, quy về ĐVT chính: tồn đầu kỳ, từng dòng Nhập / Xuất, tồn sau mỗi chứng từ, tồn cuối kỳ. Chuyển kho không đổi tổng nên không hiện; kiểm kê thừa ghi Nhập, thiếu ghi Xuất; phiếu huỷ không tính.</w:t>
       </w:r>
     </w:p>
     <w:p>
@@ -7093,10 +7283,20 @@
       <w:r>
         <w:rPr>
           <w:rFonts w:ascii="Arial" w:cs="Arial" w:eastAsia="Arial" w:hAnsi="Arial"/>
+          <w:b/>
+          <w:bCs/>
           <w:sz w:val="21"/>
           <w:szCs w:val="21"/>
         </w:rPr>
-        <w:t xml:space="preserve">Quyền xem báo cáo (report.view) và quyền xem giá vốn (product.view_cost_price) hiện chưa được áp dụng trên giao diện: mọi người dùng đều thấy mọi báo cáo.</w:t>
+        <w:t xml:space="preserve">Vòng quay tồn kho:</w:t>
+      </w:r>
+      <w:r>
+        <w:rPr>
+          <w:rFonts w:ascii="Arial" w:cs="Arial" w:eastAsia="Arial" w:hAnsi="Arial"/>
+          <w:sz w:val="21"/>
+          <w:szCs w:val="21"/>
+        </w:rPr>
+        <w:t xml:space="preserve"> xuất trong kỳ (giao khách và xuất vật tư cho sản xuất), xuất / ngày, số ngày tồn = tồn cuối kỳ ÷ xuất / ngày, vòng quay = xuất ÷ tồn bình quân đầu – cuối kỳ; mặt hàng không xuất hiện "—"; mặt hàng quay chậm nhất lên đầu; KPI số ngày tồn toàn kho tính theo giá trị (giá vốn ước tính).</w:t>
       </w:r>
     </w:p>
     <w:p>
@@ -7111,10 +7311,110 @@
       <w:r>
         <w:rPr>
           <w:rFonts w:ascii="Arial" w:cs="Arial" w:eastAsia="Arial" w:hAnsi="Arial"/>
+          <w:b/>
+          <w:bCs/>
           <w:sz w:val="21"/>
           <w:szCs w:val="21"/>
         </w:rPr>
-        <w:t xml:space="preserve">Hệ thống hiện chạy trên dữ liệu mô phỏng (mock) trong trình duyệt; các quy tắc dưới đây là hành vi đã cài đặt ở giao diện và sẽ ánh xạ 1:1 sang API backend.</w:t>
+        <w:t xml:space="preserve">Giá mua biến động:</w:t>
+      </w:r>
+      <w:r>
+        <w:rPr>
+          <w:rFonts w:ascii="Arial" w:cs="Arial" w:eastAsia="Arial" w:hAnsi="Arial"/>
+          <w:sz w:val="21"/>
+          <w:szCs w:val="21"/>
+        </w:rPr>
+        <w:t xml:space="preserve"> đơn giá mua chưa thuế GTGT, quy về ĐVT chính, của từng dòng phiếu nhập kho lập từ đơn nhập (phiếu chưa ghi giá lấy giá của đơn nhập). Theo mặt hàng: giá lần đầu, gần nhất, thấp nhất, cao nhất, bình quân theo số lượng, thay đổi (gần nhất so lần đầu) và biên độ = (cao − thấp) ÷ thấp; hoặc xem từng lần nhập. Tăng giá tô đỏ, giảm tô xanh.</w:t>
+      </w:r>
+    </w:p>
+    <w:p>
+      <w:pPr>
+        <w:pStyle w:val="ListParagraph"/>
+        <w:numPr>
+          <w:ilvl w:val="0"/>
+          <w:numId w:val="2"/>
+        </w:numPr>
+        <w:spacing w:after="60" w:line="290"/>
+      </w:pPr>
+      <w:r>
+        <w:rPr>
+          <w:rFonts w:ascii="Arial" w:cs="Arial" w:eastAsia="Arial" w:hAnsi="Arial"/>
+          <w:sz w:val="21"/>
+          <w:szCs w:val="21"/>
+        </w:rPr>
+        <w:t xml:space="preserve">Còn chưa làm (nhãn "Sắp có"): Giao hàng, Hiệu quả theo tài xế.</w:t>
+      </w:r>
+    </w:p>
+    <w:p>
+      <w:pPr>
+        <w:pStyle w:val="Heading1"/>
+        <w:keepNext/>
+        <w:spacing w:after="120" w:before="320"/>
+      </w:pPr>
+      <w:r>
+        <w:rPr>
+          <w:rFonts w:ascii="Arial" w:cs="Arial" w:eastAsia="Arial" w:hAnsi="Arial"/>
+          <w:b/>
+          <w:bCs/>
+          <w:color w:val="1F3864"/>
+          <w:sz w:val="28"/>
+          <w:szCs w:val="28"/>
+        </w:rPr>
+        <w:t xml:space="preserve">9. Ghi chú &amp; giới hạn hiện tại</w:t>
+      </w:r>
+    </w:p>
+    <w:p>
+      <w:pPr>
+        <w:pStyle w:val="ListParagraph"/>
+        <w:numPr>
+          <w:ilvl w:val="0"/>
+          <w:numId w:val="2"/>
+        </w:numPr>
+        <w:spacing w:after="60" w:line="290"/>
+      </w:pPr>
+      <w:r>
+        <w:rPr>
+          <w:rFonts w:ascii="Arial" w:cs="Arial" w:eastAsia="Arial" w:hAnsi="Arial"/>
+          <w:sz w:val="21"/>
+          <w:szCs w:val="21"/>
+        </w:rPr>
+        <w:t xml:space="preserve">Cấu trúc code: mỗi báo cáo là một khai báo ở giao diện (tên, nhóm, mô tả, cách nhóm, ghi chú) và một hàm tính cùng slug ở máy chủ (backend/src/modules/reports/defs); một khung dùng chung vẽ hàng công cụ, KPI, biểu đồ, bảng, sắp xếp, tìm kiếm, phân trang và Xuất Excel. Thêm báo cáo mới chỉ cần thêm hai khai báo đó.</w:t>
+      </w:r>
+    </w:p>
+    <w:p>
+      <w:pPr>
+        <w:pStyle w:val="ListParagraph"/>
+        <w:numPr>
+          <w:ilvl w:val="0"/>
+          <w:numId w:val="2"/>
+        </w:numPr>
+        <w:spacing w:after="60" w:line="290"/>
+      </w:pPr>
+      <w:r>
+        <w:rPr>
+          <w:rFonts w:ascii="Arial" w:cs="Arial" w:eastAsia="Arial" w:hAnsi="Arial"/>
+          <w:sz w:val="21"/>
+          <w:szCs w:val="21"/>
+        </w:rPr>
+        <w:t xml:space="preserve">Quyền theo nhóm báo cáo được áp ở giao diện và máy chủ; riêng quyền Xem giá vốn (product.view_cost_price) chưa áp dụng — ai xem được nhóm Kho / Lợi nhuận đều thấy giá trị tính theo giá vốn ước tính.</w:t>
+      </w:r>
+    </w:p>
+    <w:p>
+      <w:pPr>
+        <w:pStyle w:val="ListParagraph"/>
+        <w:numPr>
+          <w:ilvl w:val="0"/>
+          <w:numId w:val="2"/>
+        </w:numPr>
+        <w:spacing w:after="60" w:line="290"/>
+      </w:pPr>
+      <w:r>
+        <w:rPr>
+          <w:rFonts w:ascii="Arial" w:cs="Arial" w:eastAsia="Arial" w:hAnsi="Arial"/>
+          <w:sz w:val="21"/>
+          <w:szCs w:val="21"/>
+        </w:rPr>
+        <w:t xml:space="preserve">Dữ liệu được lưu ở máy chủ (cơ sở dữ liệu PostgreSQL) và đọc / ghi qua API; các quy tắc nghiệp vụ trong tài liệu này được áp ở máy chủ, giao diện báo lỗi sớm cho người dùng. Mỗi thao tác ghi để lại một dòng Nhật ký hoạt động (ATL-27).</w:t>
       </w:r>
     </w:p>
     <w:sectPr>
